--- a/public/frontend/abubakar_resume.docx
+++ b/public/frontend/abubakar_resume.docx
@@ -52,7 +52,7 @@
       <w:pPr>
         <w:spacing w:after="80"/>
       </w:pPr>
-      <w:hyperlink w:history="1" r:id="rIdq_risfmpfub2jmquooq-j">
+      <w:hyperlink w:history="1" r:id="rIddtykpr06xtgogi6svd0m5">
         <w:r>
           <w:rPr>
             <w:rStyle w:val="Hyperlink"/>
@@ -72,7 +72,7 @@
         </w:rPr>
         <w:t xml:space="preserve">  •  </w:t>
       </w:r>
-      <w:hyperlink w:history="1" r:id="rIdhkraouvmhb13bxttox_bj">
+      <w:hyperlink w:history="1" r:id="rIdsx-ysoobdnevhogwschue">
         <w:r>
           <w:rPr>
             <w:rStyle w:val="Hyperlink"/>
@@ -92,7 +92,7 @@
         </w:rPr>
         <w:t xml:space="preserve">  •  </w:t>
       </w:r>
-      <w:hyperlink w:history="1" r:id="rIdgg01t6edzojlp48phbjem">
+      <w:hyperlink w:history="1" r:id="rIdshtmqdnewyxsduzbcfaay">
         <w:r>
           <w:rPr>
             <w:rStyle w:val="Hyperlink"/>

--- a/public/frontend/abubakar_resume.docx
+++ b/public/frontend/abubakar_resume.docx
@@ -52,7 +52,7 @@
       <w:pPr>
         <w:spacing w:after="80"/>
       </w:pPr>
-      <w:hyperlink w:history="1" r:id="rIddtykpr06xtgogi6svd0m5">
+      <w:hyperlink w:history="1" r:id="rIdblx9y3zlphlvttweyvlec">
         <w:r>
           <w:rPr>
             <w:rStyle w:val="Hyperlink"/>
@@ -72,7 +72,7 @@
         </w:rPr>
         <w:t xml:space="preserve">  •  </w:t>
       </w:r>
-      <w:hyperlink w:history="1" r:id="rIdsx-ysoobdnevhogwschue">
+      <w:hyperlink w:history="1" r:id="rId123j9hpgmksfvsu42asit">
         <w:r>
           <w:rPr>
             <w:rStyle w:val="Hyperlink"/>
@@ -92,7 +92,7 @@
         </w:rPr>
         <w:t xml:space="preserve">  •  </w:t>
       </w:r>
-      <w:hyperlink w:history="1" r:id="rIdshtmqdnewyxsduzbcfaay">
+      <w:hyperlink w:history="1" r:id="rIdjo0ekcv-tpr5y3-fusd0r">
         <w:r>
           <w:rPr>
             <w:rStyle w:val="Hyperlink"/>
@@ -324,7 +324,7 @@
           <w:sz w:val="19"/>
           <w:szCs w:val="19"/>
         </w:rPr>
-        <w:t xml:space="preserve">Landit, Career-Pathing Platform</w:t>
+        <w:t xml:space="preserve">Landit, Career Platform</w:t>
       </w:r>
       <w:r>
         <w:rPr>
@@ -918,7 +918,7 @@
           <w:sz w:val="19"/>
           <w:szCs w:val="19"/>
         </w:rPr>
-        <w:t xml:space="preserve">The AI Engineer Path &amp; Prompt Engineering for Web Developers | Scrimba (July 2026) — Scrimba (July 2026)</w:t>
+        <w:t xml:space="preserve">The AI Engineer Path &amp; Prompt Engineering for Web Developers — Scrimba (July 2026)</w:t>
       </w:r>
     </w:p>
     <w:sectPr>

--- a/public/frontend/abubakar_resume.docx
+++ b/public/frontend/abubakar_resume.docx
@@ -52,7 +52,7 @@
       <w:pPr>
         <w:spacing w:after="80"/>
       </w:pPr>
-      <w:hyperlink w:history="1" r:id="rIdblx9y3zlphlvttweyvlec">
+      <w:hyperlink w:history="1" r:id="rId9pbfpejcbfm7mq_7vymek">
         <w:r>
           <w:rPr>
             <w:rStyle w:val="Hyperlink"/>
@@ -72,7 +72,7 @@
         </w:rPr>
         <w:t xml:space="preserve">  •  </w:t>
       </w:r>
-      <w:hyperlink w:history="1" r:id="rId123j9hpgmksfvsu42asit">
+      <w:hyperlink w:history="1" r:id="rIdl41sopuaklv_t7u6e8-uv">
         <w:r>
           <w:rPr>
             <w:rStyle w:val="Hyperlink"/>
@@ -92,7 +92,7 @@
         </w:rPr>
         <w:t xml:space="preserve">  •  </w:t>
       </w:r>
-      <w:hyperlink w:history="1" r:id="rIdjo0ekcv-tpr5y3-fusd0r">
+      <w:hyperlink w:history="1" r:id="rIdvo8tiowxluxokc-csnugg">
         <w:r>
           <w:rPr>
             <w:rStyle w:val="Hyperlink"/>

--- a/public/frontend/abubakar_resume.docx
+++ b/public/frontend/abubakar_resume.docx
@@ -45,14 +45,14 @@
           <w:sz w:val="18"/>
           <w:szCs w:val="18"/>
         </w:rPr>
-        <w:t xml:space="preserve">abuubkar.dev@gmail.com  •  +92-334-9858841</w:t>
+        <w:t xml:space="preserve">abubakar-dev@hotmail.com  •  +92-334-9858841</w:t>
       </w:r>
     </w:p>
     <w:p>
       <w:pPr>
         <w:spacing w:after="80"/>
       </w:pPr>
-      <w:hyperlink w:history="1" r:id="rId9pbfpejcbfm7mq_7vymek">
+      <w:hyperlink w:history="1" r:id="rIduivh7vkishoajoxk1bw-p">
         <w:r>
           <w:rPr>
             <w:rStyle w:val="Hyperlink"/>
@@ -72,7 +72,7 @@
         </w:rPr>
         <w:t xml:space="preserve">  •  </w:t>
       </w:r>
-      <w:hyperlink w:history="1" r:id="rIdl41sopuaklv_t7u6e8-uv">
+      <w:hyperlink w:history="1" r:id="rIdwvg3po-rdxqfo2mziqtwc">
         <w:r>
           <w:rPr>
             <w:rStyle w:val="Hyperlink"/>
@@ -92,7 +92,7 @@
         </w:rPr>
         <w:t xml:space="preserve">  •  </w:t>
       </w:r>
-      <w:hyperlink w:history="1" r:id="rIdvo8tiowxluxokc-csnugg">
+      <w:hyperlink w:history="1" r:id="rIdylatr_0thn7xhlbbvukt4">
         <w:r>
           <w:rPr>
             <w:rStyle w:val="Hyperlink"/>

--- a/public/frontend/abubakar_resume.docx
+++ b/public/frontend/abubakar_resume.docx
@@ -52,7 +52,7 @@
       <w:pPr>
         <w:spacing w:after="80"/>
       </w:pPr>
-      <w:hyperlink w:history="1" r:id="rIduivh7vkishoajoxk1bw-p">
+      <w:hyperlink w:history="1" r:id="rIdiekvau_musqqtgf2pozua">
         <w:r>
           <w:rPr>
             <w:rStyle w:val="Hyperlink"/>
@@ -72,7 +72,7 @@
         </w:rPr>
         <w:t xml:space="preserve">  •  </w:t>
       </w:r>
-      <w:hyperlink w:history="1" r:id="rIdwvg3po-rdxqfo2mziqtwc">
+      <w:hyperlink w:history="1" r:id="rIdghnwrydwkfycancawcbns">
         <w:r>
           <w:rPr>
             <w:rStyle w:val="Hyperlink"/>
@@ -92,7 +92,7 @@
         </w:rPr>
         <w:t xml:space="preserve">  •  </w:t>
       </w:r>
-      <w:hyperlink w:history="1" r:id="rIdylatr_0thn7xhlbbvukt4">
+      <w:hyperlink w:history="1" r:id="rId-ewsvprgh1txrbh8n5xuy">
         <w:r>
           <w:rPr>
             <w:rStyle w:val="Hyperlink"/>

--- a/public/frontend/abubakar_resume.docx
+++ b/public/frontend/abubakar_resume.docx
@@ -52,7 +52,7 @@
       <w:pPr>
         <w:spacing w:after="80"/>
       </w:pPr>
-      <w:hyperlink w:history="1" r:id="rIdiekvau_musqqtgf2pozua">
+      <w:hyperlink w:history="1" r:id="rId0euuozxyjopa-k7-raqs_">
         <w:r>
           <w:rPr>
             <w:rStyle w:val="Hyperlink"/>
@@ -72,7 +72,7 @@
         </w:rPr>
         <w:t xml:space="preserve">  •  </w:t>
       </w:r>
-      <w:hyperlink w:history="1" r:id="rIdghnwrydwkfycancawcbns">
+      <w:hyperlink w:history="1" r:id="rId3lefolzreanfkibu-nex4">
         <w:r>
           <w:rPr>
             <w:rStyle w:val="Hyperlink"/>
@@ -92,7 +92,7 @@
         </w:rPr>
         <w:t xml:space="preserve">  •  </w:t>
       </w:r>
-      <w:hyperlink w:history="1" r:id="rId-ewsvprgh1txrbh8n5xuy">
+      <w:hyperlink w:history="1" r:id="rId9kb_wyhcd7lgzukyfb1xb">
         <w:r>
           <w:rPr>
             <w:rStyle w:val="Hyperlink"/>

--- a/public/frontend/abubakar_resume.docx
+++ b/public/frontend/abubakar_resume.docx
@@ -52,7 +52,7 @@
       <w:pPr>
         <w:spacing w:after="80"/>
       </w:pPr>
-      <w:hyperlink w:history="1" r:id="rId0euuozxyjopa-k7-raqs_">
+      <w:hyperlink w:history="1" r:id="rIdd11_dchhmorlqvbyuzzsh">
         <w:r>
           <w:rPr>
             <w:rStyle w:val="Hyperlink"/>
@@ -72,7 +72,7 @@
         </w:rPr>
         <w:t xml:space="preserve">  •  </w:t>
       </w:r>
-      <w:hyperlink w:history="1" r:id="rId3lefolzreanfkibu-nex4">
+      <w:hyperlink w:history="1" r:id="rIdrumwnxtskpzosnymwomxo">
         <w:r>
           <w:rPr>
             <w:rStyle w:val="Hyperlink"/>
@@ -92,7 +92,7 @@
         </w:rPr>
         <w:t xml:space="preserve">  •  </w:t>
       </w:r>
-      <w:hyperlink w:history="1" r:id="rId9kb_wyhcd7lgzukyfb1xb">
+      <w:hyperlink w:history="1" r:id="rId9mk7ksxb2a-3aj6evrqdu">
         <w:r>
           <w:rPr>
             <w:rStyle w:val="Hyperlink"/>

--- a/public/frontend/abubakar_resume.docx
+++ b/public/frontend/abubakar_resume.docx
@@ -52,7 +52,7 @@
       <w:pPr>
         <w:spacing w:after="80"/>
       </w:pPr>
-      <w:hyperlink w:history="1" r:id="rIdd11_dchhmorlqvbyuzzsh">
+      <w:hyperlink w:history="1" r:id="rIdhtfmdmpz_vel_kxgef8ga">
         <w:r>
           <w:rPr>
             <w:rStyle w:val="Hyperlink"/>
@@ -72,7 +72,7 @@
         </w:rPr>
         <w:t xml:space="preserve">  •  </w:t>
       </w:r>
-      <w:hyperlink w:history="1" r:id="rIdrumwnxtskpzosnymwomxo">
+      <w:hyperlink w:history="1" r:id="rIddl8ah0e-jct-au2ksr3w9">
         <w:r>
           <w:rPr>
             <w:rStyle w:val="Hyperlink"/>
@@ -92,7 +92,7 @@
         </w:rPr>
         <w:t xml:space="preserve">  •  </w:t>
       </w:r>
-      <w:hyperlink w:history="1" r:id="rId9mk7ksxb2a-3aj6evrqdu">
+      <w:hyperlink w:history="1" r:id="rIdtkhjumsn18cj7pbw8jtw_">
         <w:r>
           <w:rPr>
             <w:rStyle w:val="Hyperlink"/>

--- a/public/frontend/abubakar_resume.docx
+++ b/public/frontend/abubakar_resume.docx
@@ -52,7 +52,7 @@
       <w:pPr>
         <w:spacing w:after="80"/>
       </w:pPr>
-      <w:hyperlink w:history="1" r:id="rIdhtfmdmpz_vel_kxgef8ga">
+      <w:hyperlink w:history="1" r:id="rIdayugegj7azvsikvgumpqy">
         <w:r>
           <w:rPr>
             <w:rStyle w:val="Hyperlink"/>
@@ -72,7 +72,7 @@
         </w:rPr>
         <w:t xml:space="preserve">  •  </w:t>
       </w:r>
-      <w:hyperlink w:history="1" r:id="rIddl8ah0e-jct-au2ksr3w9">
+      <w:hyperlink w:history="1" r:id="rId9fxc0uwabisavttt4mrp4">
         <w:r>
           <w:rPr>
             <w:rStyle w:val="Hyperlink"/>
@@ -92,7 +92,7 @@
         </w:rPr>
         <w:t xml:space="preserve">  •  </w:t>
       </w:r>
-      <w:hyperlink w:history="1" r:id="rIdtkhjumsn18cj7pbw8jtw_">
+      <w:hyperlink w:history="1" r:id="rIdesl_illfckejius4g4plt">
         <w:r>
           <w:rPr>
             <w:rStyle w:val="Hyperlink"/>

--- a/public/frontend/abubakar_resume.docx
+++ b/public/frontend/abubakar_resume.docx
@@ -52,7 +52,7 @@
       <w:pPr>
         <w:spacing w:after="80"/>
       </w:pPr>
-      <w:hyperlink w:history="1" r:id="rIdayugegj7azvsikvgumpqy">
+      <w:hyperlink w:history="1" r:id="rId1rrmybouxg6zvffw99kg3">
         <w:r>
           <w:rPr>
             <w:rStyle w:val="Hyperlink"/>
@@ -72,7 +72,7 @@
         </w:rPr>
         <w:t xml:space="preserve">  •  </w:t>
       </w:r>
-      <w:hyperlink w:history="1" r:id="rId9fxc0uwabisavttt4mrp4">
+      <w:hyperlink w:history="1" r:id="rId8exf01vvcklvdeb1jsznw">
         <w:r>
           <w:rPr>
             <w:rStyle w:val="Hyperlink"/>
@@ -92,7 +92,7 @@
         </w:rPr>
         <w:t xml:space="preserve">  •  </w:t>
       </w:r>
-      <w:hyperlink w:history="1" r:id="rIdesl_illfckejius4g4plt">
+      <w:hyperlink w:history="1" r:id="rIdsyr-_kx90t5f7829oou-a">
         <w:r>
           <w:rPr>
             <w:rStyle w:val="Hyperlink"/>

--- a/public/frontend/abubakar_resume.docx
+++ b/public/frontend/abubakar_resume.docx
@@ -52,7 +52,7 @@
       <w:pPr>
         <w:spacing w:after="80"/>
       </w:pPr>
-      <w:hyperlink w:history="1" r:id="rId1rrmybouxg6zvffw99kg3">
+      <w:hyperlink w:history="1" r:id="rIdxa_t_zqgwl-xgcbsi1wtt">
         <w:r>
           <w:rPr>
             <w:rStyle w:val="Hyperlink"/>
@@ -72,7 +72,7 @@
         </w:rPr>
         <w:t xml:space="preserve">  •  </w:t>
       </w:r>
-      <w:hyperlink w:history="1" r:id="rId8exf01vvcklvdeb1jsznw">
+      <w:hyperlink w:history="1" r:id="rId3srbr7qq92xyvizlyzhrc">
         <w:r>
           <w:rPr>
             <w:rStyle w:val="Hyperlink"/>
@@ -92,7 +92,7 @@
         </w:rPr>
         <w:t xml:space="preserve">  •  </w:t>
       </w:r>
-      <w:hyperlink w:history="1" r:id="rIdsyr-_kx90t5f7829oou-a">
+      <w:hyperlink w:history="1" r:id="rIdnoyog6tamkdesyrg2eaq_">
         <w:r>
           <w:rPr>
             <w:rStyle w:val="Hyperlink"/>

--- a/public/frontend/abubakar_resume.docx
+++ b/public/frontend/abubakar_resume.docx
@@ -52,7 +52,7 @@
       <w:pPr>
         <w:spacing w:after="80"/>
       </w:pPr>
-      <w:hyperlink w:history="1" r:id="rIdxa_t_zqgwl-xgcbsi1wtt">
+      <w:hyperlink w:history="1" r:id="rIdfxxddoqzrp4f_rvxlekoh">
         <w:r>
           <w:rPr>
             <w:rStyle w:val="Hyperlink"/>
@@ -72,7 +72,7 @@
         </w:rPr>
         <w:t xml:space="preserve">  •  </w:t>
       </w:r>
-      <w:hyperlink w:history="1" r:id="rId3srbr7qq92xyvizlyzhrc">
+      <w:hyperlink w:history="1" r:id="rId98vyk07dxebatzsuc6so4">
         <w:r>
           <w:rPr>
             <w:rStyle w:val="Hyperlink"/>
@@ -92,7 +92,7 @@
         </w:rPr>
         <w:t xml:space="preserve">  •  </w:t>
       </w:r>
-      <w:hyperlink w:history="1" r:id="rIdnoyog6tamkdesyrg2eaq_">
+      <w:hyperlink w:history="1" r:id="rIdrz2aiotlj9krumv1bhsyj">
         <w:r>
           <w:rPr>
             <w:rStyle w:val="Hyperlink"/>

--- a/public/frontend/abubakar_resume.docx
+++ b/public/frontend/abubakar_resume.docx
@@ -52,7 +52,7 @@
       <w:pPr>
         <w:spacing w:after="80"/>
       </w:pPr>
-      <w:hyperlink w:history="1" r:id="rIdfxxddoqzrp4f_rvxlekoh">
+      <w:hyperlink w:history="1" r:id="rIdohzf1dxqz8gddizoacl_u">
         <w:r>
           <w:rPr>
             <w:rStyle w:val="Hyperlink"/>
@@ -72,7 +72,7 @@
         </w:rPr>
         <w:t xml:space="preserve">  •  </w:t>
       </w:r>
-      <w:hyperlink w:history="1" r:id="rId98vyk07dxebatzsuc6so4">
+      <w:hyperlink w:history="1" r:id="rIdl3b7tyiwr6emyp429mj0m">
         <w:r>
           <w:rPr>
             <w:rStyle w:val="Hyperlink"/>
@@ -92,7 +92,7 @@
         </w:rPr>
         <w:t xml:space="preserve">  •  </w:t>
       </w:r>
-      <w:hyperlink w:history="1" r:id="rIdrz2aiotlj9krumv1bhsyj">
+      <w:hyperlink w:history="1" r:id="rIdykvcxgieufmbwoby2ug2a">
         <w:r>
           <w:rPr>
             <w:rStyle w:val="Hyperlink"/>
@@ -294,6 +294,78 @@
     </w:p>
     <w:p>
       <w:pPr>
+        <w:pStyle w:val="ListParagraph"/>
+        <w:numPr>
+          <w:ilvl w:val="0"/>
+          <w:numId w:val="2"/>
+        </w:numPr>
+        <w:spacing w:after="15"/>
+      </w:pPr>
+      <w:r>
+        <w:rPr>
+          <w:rFonts w:ascii="Arial" w:cs="Arial" w:eastAsia="Arial" w:hAnsi="Arial"/>
+          <w:sz w:val="19"/>
+          <w:szCs w:val="19"/>
+        </w:rPr>
+        <w:t xml:space="preserve">Implemented SSR, SSG, and ISR using Next.js while improving Core Web Vitals, accessibility, SEO, and overall application responsiveness.</w:t>
+      </w:r>
+    </w:p>
+    <w:p>
+      <w:pPr>
+        <w:pStyle w:val="ListParagraph"/>
+        <w:numPr>
+          <w:ilvl w:val="0"/>
+          <w:numId w:val="2"/>
+        </w:numPr>
+        <w:spacing w:after="15"/>
+      </w:pPr>
+      <w:r>
+        <w:rPr>
+          <w:rFonts w:ascii="Arial" w:cs="Arial" w:eastAsia="Arial" w:hAnsi="Arial"/>
+          <w:sz w:val="19"/>
+          <w:szCs w:val="19"/>
+        </w:rPr>
+        <w:t xml:space="preserve">Developed interactive analytics dashboards using Chart.js and Google Looker to visualize business KPIs and operational insights.</w:t>
+      </w:r>
+    </w:p>
+    <w:p>
+      <w:pPr>
+        <w:pStyle w:val="ListParagraph"/>
+        <w:numPr>
+          <w:ilvl w:val="0"/>
+          <w:numId w:val="2"/>
+        </w:numPr>
+        <w:spacing w:after="15"/>
+      </w:pPr>
+      <w:r>
+        <w:rPr>
+          <w:rFonts w:ascii="Arial" w:cs="Arial" w:eastAsia="Arial" w:hAnsi="Arial"/>
+          <w:sz w:val="19"/>
+          <w:szCs w:val="19"/>
+        </w:rPr>
+        <w:t xml:space="preserve">Leveraged AI development tools including ChatGPT and GitHub Copilot to accelerate development, improve code quality, and streamline debugging and implementation workflows.</w:t>
+      </w:r>
+    </w:p>
+    <w:p>
+      <w:pPr>
+        <w:pStyle w:val="ListParagraph"/>
+        <w:numPr>
+          <w:ilvl w:val="0"/>
+          <w:numId w:val="2"/>
+        </w:numPr>
+        <w:spacing w:after="15"/>
+      </w:pPr>
+      <w:r>
+        <w:rPr>
+          <w:rFonts w:ascii="Arial" w:cs="Arial" w:eastAsia="Arial" w:hAnsi="Arial"/>
+          <w:sz w:val="19"/>
+          <w:szCs w:val="19"/>
+        </w:rPr>
+        <w:t xml:space="preserve">Volunteered in Arbisoft's graduate hiring process by designing and reviewing technical assessments used to evaluate entry-level software engineering candidates.</w:t>
+      </w:r>
+    </w:p>
+    <w:p>
+      <w:pPr>
         <w:pStyle w:val="Heading1"/>
         <w:pBdr>
           <w:bottom w:val="single" w:color="1F4E79" w:sz="6" w:space="2"/>
@@ -376,6 +448,24 @@
     </w:p>
     <w:p>
       <w:pPr>
+        <w:pStyle w:val="ListParagraph"/>
+        <w:numPr>
+          <w:ilvl w:val="0"/>
+          <w:numId w:val="2"/>
+        </w:numPr>
+        <w:spacing w:after="10"/>
+      </w:pPr>
+      <w:r>
+        <w:rPr>
+          <w:rFonts w:ascii="Arial" w:cs="Arial" w:eastAsia="Arial" w:hAnsi="Arial"/>
+          <w:sz w:val="19"/>
+          <w:szCs w:val="19"/>
+        </w:rPr>
+        <w:t xml:space="preserve">Migrated Formik to React Hook Form, improving performance and maintainability.</w:t>
+      </w:r>
+    </w:p>
+    <w:p>
+      <w:pPr>
         <w:spacing w:after="15" w:before="40"/>
       </w:pPr>
       <w:r>
@@ -438,6 +528,24 @@
     </w:p>
     <w:p>
       <w:pPr>
+        <w:pStyle w:val="ListParagraph"/>
+        <w:numPr>
+          <w:ilvl w:val="0"/>
+          <w:numId w:val="2"/>
+        </w:numPr>
+        <w:spacing w:after="10"/>
+      </w:pPr>
+      <w:r>
+        <w:rPr>
+          <w:rFonts w:ascii="Arial" w:cs="Arial" w:eastAsia="Arial" w:hAnsi="Arial"/>
+          <w:sz w:val="19"/>
+          <w:szCs w:val="19"/>
+        </w:rPr>
+        <w:t xml:space="preserve">Implemented reporting interfaces supporting PDF generation, QR code workflows, and operational analytics.</w:t>
+      </w:r>
+    </w:p>
+    <w:p>
+      <w:pPr>
         <w:spacing w:after="15" w:before="40"/>
       </w:pPr>
       <w:r>
@@ -774,6 +882,29 @@
           <w:sz w:val="19"/>
           <w:szCs w:val="19"/>
         </w:rPr>
+        <w:t xml:space="preserve">Backend Integration: </w:t>
+      </w:r>
+      <w:r>
+        <w:rPr>
+          <w:rFonts w:ascii="Arial" w:cs="Arial" w:eastAsia="Arial" w:hAnsi="Arial"/>
+          <w:sz w:val="19"/>
+          <w:szCs w:val="19"/>
+        </w:rPr>
+        <w:t xml:space="preserve">REST APIs, GraphQL, API Design Collaboration</w:t>
+      </w:r>
+    </w:p>
+    <w:p>
+      <w:pPr>
+        <w:spacing w:after="20"/>
+      </w:pPr>
+      <w:r>
+        <w:rPr>
+          <w:rFonts w:ascii="Arial" w:cs="Arial" w:eastAsia="Arial" w:hAnsi="Arial"/>
+          <w:b/>
+          <w:bCs/>
+          <w:sz w:val="19"/>
+          <w:szCs w:val="19"/>
+        </w:rPr>
         <w:t xml:space="preserve">Practices: </w:t>
       </w:r>
       <w:r>
@@ -806,6 +937,52 @@
           <w:szCs w:val="19"/>
         </w:rPr>
         <w:t xml:space="preserve">Performance Profiling, Code Splitting, Lazy Loading, Accessibility (WCAG), Responsive Design, Component Architecture</w:t>
+      </w:r>
+    </w:p>
+    <w:p>
+      <w:pPr>
+        <w:spacing w:after="20"/>
+      </w:pPr>
+      <w:r>
+        <w:rPr>
+          <w:rFonts w:ascii="Arial" w:cs="Arial" w:eastAsia="Arial" w:hAnsi="Arial"/>
+          <w:b/>
+          <w:bCs/>
+          <w:sz w:val="19"/>
+          <w:szCs w:val="19"/>
+        </w:rPr>
+        <w:t xml:space="preserve">Data Visualization: </w:t>
+      </w:r>
+      <w:r>
+        <w:rPr>
+          <w:rFonts w:ascii="Arial" w:cs="Arial" w:eastAsia="Arial" w:hAnsi="Arial"/>
+          <w:sz w:val="19"/>
+          <w:szCs w:val="19"/>
+        </w:rPr>
+        <w:t xml:space="preserve">Chart.js, Google Looker, Analytics Dashboards, Interactive Charts</w:t>
+      </w:r>
+    </w:p>
+    <w:p>
+      <w:pPr>
+        <w:spacing w:after="20"/>
+      </w:pPr>
+      <w:r>
+        <w:rPr>
+          <w:rFonts w:ascii="Arial" w:cs="Arial" w:eastAsia="Arial" w:hAnsi="Arial"/>
+          <w:b/>
+          <w:bCs/>
+          <w:sz w:val="19"/>
+          <w:szCs w:val="19"/>
+        </w:rPr>
+        <w:t xml:space="preserve">AI Development: </w:t>
+      </w:r>
+      <w:r>
+        <w:rPr>
+          <w:rFonts w:ascii="Arial" w:cs="Arial" w:eastAsia="Arial" w:hAnsi="Arial"/>
+          <w:sz w:val="19"/>
+          <w:szCs w:val="19"/>
+        </w:rPr>
+        <w:t xml:space="preserve">ChatGPT, GitHub Copilot, Prompt Engineering, AI-Assisted Development</w:t>
       </w:r>
     </w:p>
     <w:p>
